--- a/services/certificates/templates/indigency.docx
+++ b/services/certificates/templates/indigency.docx
@@ -1860,7 +1860,7 @@
           <w:bCs/>
           <w:sz w:val="22"/>
           <w:szCs w:val="22"/>
-          <w:lang w:val="en-US"/>
+          <w:lang w:val="en-PH"/>
         </w:rPr>
       </w:pPr>
       <w:r>
@@ -1883,7 +1883,117 @@
           <w:szCs w:val="22"/>
           <w:lang w:val="en-US"/>
         </w:rPr>
-        <w:t>Name : ${full_name}</w:t>
+        <w:t>Name : ${f</w:t>
+      </w:r>
+      <w:r>
+        <w:rPr>
+          <w:rFonts w:hint="default" w:ascii="Bahnschrift" w:hAnsi="Bahnschrift" w:cs="Bahnschrift"/>
+          <w:b/>
+          <w:bCs/>
+          <w:sz w:val="22"/>
+          <w:szCs w:val="22"/>
+          <w:lang w:val="en-PH"/>
+        </w:rPr>
+        <w:t>irst_name</w:t>
+      </w:r>
+      <w:r>
+        <w:rPr>
+          <w:rFonts w:hint="default" w:ascii="Bahnschrift" w:hAnsi="Bahnschrift" w:cs="Bahnschrift"/>
+          <w:b/>
+          <w:bCs/>
+          <w:sz w:val="22"/>
+          <w:szCs w:val="22"/>
+          <w:lang w:val="en-US"/>
+        </w:rPr>
+        <w:t>}</w:t>
+      </w:r>
+      <w:r>
+        <w:rPr>
+          <w:rFonts w:hint="default" w:ascii="Bahnschrift" w:hAnsi="Bahnschrift" w:cs="Bahnschrift"/>
+          <w:b/>
+          <w:bCs/>
+          <w:sz w:val="22"/>
+          <w:szCs w:val="22"/>
+          <w:lang w:val="en-PH"/>
+        </w:rPr>
+        <w:t xml:space="preserve"> </w:t>
+      </w:r>
+      <w:r>
+        <w:rPr>
+          <w:rFonts w:hint="default" w:ascii="Bahnschrift" w:hAnsi="Bahnschrift" w:cs="Bahnschrift"/>
+          <w:b/>
+          <w:bCs/>
+          <w:sz w:val="22"/>
+          <w:szCs w:val="22"/>
+          <w:lang w:val="en-US"/>
+        </w:rPr>
+        <w:t>${</w:t>
+      </w:r>
+      <w:r>
+        <w:rPr>
+          <w:rFonts w:hint="default" w:ascii="Bahnschrift" w:hAnsi="Bahnschrift" w:cs="Bahnschrift"/>
+          <w:b/>
+          <w:bCs/>
+          <w:sz w:val="22"/>
+          <w:szCs w:val="22"/>
+          <w:lang w:val="en-PH"/>
+        </w:rPr>
+        <w:t>middle_name</w:t>
+      </w:r>
+      <w:r>
+        <w:rPr>
+          <w:rFonts w:hint="default" w:ascii="Bahnschrift" w:hAnsi="Bahnschrift" w:cs="Bahnschrift"/>
+          <w:b/>
+          <w:bCs/>
+          <w:sz w:val="22"/>
+          <w:szCs w:val="22"/>
+          <w:lang w:val="en-US"/>
+        </w:rPr>
+        <w:t>}</w:t>
+      </w:r>
+      <w:r>
+        <w:rPr>
+          <w:rFonts w:hint="default" w:ascii="Bahnschrift" w:hAnsi="Bahnschrift" w:cs="Bahnschrift"/>
+          <w:b/>
+          <w:bCs/>
+          <w:sz w:val="22"/>
+          <w:szCs w:val="22"/>
+          <w:lang w:val="en-PH"/>
+        </w:rPr>
+        <w:t xml:space="preserve"> </w:t>
+      </w:r>
+      <w:r>
+        <w:rPr>
+          <w:rFonts w:hint="default" w:ascii="Bahnschrift" w:hAnsi="Bahnschrift" w:cs="Bahnschrift"/>
+          <w:b/>
+          <w:bCs/>
+          <w:sz w:val="22"/>
+          <w:szCs w:val="22"/>
+          <w:lang w:val="en-US"/>
+        </w:rPr>
+        <w:t>${</w:t>
+      </w:r>
+      <w:r>
+        <w:rPr>
+          <w:rFonts w:hint="default" w:ascii="Bahnschrift" w:hAnsi="Bahnschrift" w:cs="Bahnschrift"/>
+          <w:b/>
+          <w:bCs/>
+          <w:sz w:val="22"/>
+          <w:szCs w:val="22"/>
+          <w:lang w:val="en-PH"/>
+        </w:rPr>
+        <w:t>last_name</w:t>
+      </w:r>
+      <w:r>
+        <w:rPr>
+          <w:rFonts w:hint="default" w:ascii="Bahnschrift" w:hAnsi="Bahnschrift" w:cs="Bahnschrift"/>
+          <w:b/>
+          <w:bCs/>
+          <w:sz w:val="22"/>
+          <w:szCs w:val="22"/>
+          <w:lang w:val="en-US"/>
+        </w:rPr>
+        <w:t>}</w:t>
       </w:r>
     </w:p>
     <w:p>
@@ -1933,7 +2043,29 @@
           <w:szCs w:val="22"/>
           <w:lang w:val="en-US"/>
         </w:rPr>
-        <w:t xml:space="preserve">                                                   Gender : ${sex}      Age : ${age}   House # :${address}   Purok : ${purok}  </w:t>
+        <w:t xml:space="preserve">                                                   Gender : ${sex}      Age : ${age}   House # :${</w:t>
+      </w:r>
+      <w:r>
+        <w:rPr>
+          <w:rFonts w:hint="default" w:ascii="Bahnschrift" w:hAnsi="Bahnschrift" w:cs="Bahnschrift"/>
+          <w:b/>
+          <w:bCs/>
+          <w:sz w:val="22"/>
+          <w:szCs w:val="22"/>
+          <w:lang w:val="en-PH"/>
+        </w:rPr>
+        <w:t>houseno</w:t>
+      </w:r>
+      <w:r>
+        <w:rPr>
+          <w:rFonts w:hint="default" w:ascii="Bahnschrift" w:hAnsi="Bahnschrift" w:cs="Bahnschrift"/>
+          <w:b/>
+          <w:bCs/>
+          <w:sz w:val="22"/>
+          <w:szCs w:val="22"/>
+          <w:lang w:val="en-US"/>
+        </w:rPr>
+        <w:t xml:space="preserve">}   Purok : ${purok}  </w:t>
       </w:r>
     </w:p>
     <w:p>
@@ -2011,30 +2143,7 @@
           <w:szCs w:val="22"/>
           <w:lang w:val="en-US"/>
         </w:rPr>
-        <w:t xml:space="preserve">                                                   Barangay Indigent Number : </w:t>
-      </w:r>
-      <w:r>
-        <w:rPr>
-          <w:rFonts w:hint="default" w:ascii="Bahnschrift" w:hAnsi="Bahnschrift" w:cs="Bahnschrift"/>
-          <w:b/>
-          <w:bCs/>
-          <w:sz w:val="22"/>
-          <w:szCs w:val="22"/>
-          <w:u w:val="single"/>
-          <w:lang w:val="en-US"/>
-        </w:rPr>
-        <w:t>${queue_number}</w:t>
-      </w:r>
-      <w:r>
-        <w:rPr>
-          <w:rFonts w:hint="default" w:ascii="Bahnschrift" w:hAnsi="Bahnschrift" w:cs="Bahnschrift"/>
-          <w:b/>
-          <w:bCs/>
-          <w:sz w:val="22"/>
-          <w:szCs w:val="22"/>
-          <w:lang w:val="en-US"/>
-        </w:rPr>
-        <w:t xml:space="preserve"> </w:t>
+        <w:t xml:space="preserve">                                                   Barangay Indigent Number :  </w:t>
       </w:r>
     </w:p>
     <w:p>
@@ -2073,10 +2182,52 @@
           <w:szCs w:val="22"/>
           <w:lang w:val="en-US"/>
         </w:rPr>
-        <w:t xml:space="preserve">                                                   Issued on : ${request_date} Valid until : ______________________ </w:t>
-      </w:r>
-      <w:bookmarkStart w:id="0" w:name="_GoBack"/>
-      <w:bookmarkEnd w:id="0"/>
+        <w:t xml:space="preserve">                                                   Issued on : ${</w:t>
+      </w:r>
+      <w:r>
+        <w:rPr>
+          <w:rFonts w:hint="default" w:ascii="Bahnschrift" w:hAnsi="Bahnschrift" w:cs="Bahnschrift"/>
+          <w:b/>
+          <w:bCs/>
+          <w:sz w:val="22"/>
+          <w:szCs w:val="22"/>
+          <w:lang w:val="en-PH"/>
+        </w:rPr>
+        <w:t>date_</w:t>
+      </w:r>
+      <w:r>
+        <w:rPr>
+          <w:rFonts w:hint="default" w:ascii="Bahnschrift" w:hAnsi="Bahnschrift" w:cs="Bahnschrift"/>
+          <w:b/>
+          <w:bCs/>
+          <w:sz w:val="22"/>
+          <w:szCs w:val="22"/>
+          <w:lang w:val="en-US"/>
+        </w:rPr>
+        <w:t>request</w:t>
+      </w:r>
+      <w:r>
+        <w:rPr>
+          <w:rFonts w:hint="default" w:ascii="Bahnschrift" w:hAnsi="Bahnschrift" w:cs="Bahnschrift"/>
+          <w:b/>
+          <w:bCs/>
+          <w:sz w:val="22"/>
+          <w:szCs w:val="22"/>
+          <w:lang w:val="en-PH"/>
+        </w:rPr>
+        <w:t>ed</w:t>
+      </w:r>
+      <w:r>
+        <w:rPr>
+          <w:rFonts w:hint="default" w:ascii="Bahnschrift" w:hAnsi="Bahnschrift" w:cs="Bahnschrift"/>
+          <w:b/>
+          <w:bCs/>
+          <w:sz w:val="22"/>
+          <w:szCs w:val="22"/>
+          <w:lang w:val="en-US"/>
+        </w:rPr>
+        <w:t xml:space="preserve">} Valid until : ______________________ </w:t>
+      </w:r>
     </w:p>
     <w:p>
       <w:pPr>
@@ -2166,11 +2317,182 @@
         </w:rPr>
         <w:t xml:space="preserve">                                                        </w:t>
       </w:r>
+    </w:p>
+    <w:p>
+      <w:pPr>
+        <w:pStyle w:val="10"/>
+        <w:bidi w:val="0"/>
+        <w:jc w:val="center"/>
+        <w:rPr>
+          <w:rFonts w:hint="default" w:ascii="Bahnschrift" w:hAnsi="Bahnschrift" w:cs="Bahnschrift"/>
+          <w:b/>
+          <w:bCs/>
+          <w:sz w:val="22"/>
+          <w:szCs w:val="22"/>
+          <w:vertAlign w:val="baseline"/>
+          <w:lang w:val="en-US"/>
+        </w:rPr>
+      </w:pPr>
+    </w:p>
+    <w:p>
+      <w:pPr>
+        <w:pStyle w:val="10"/>
+        <w:bidi w:val="0"/>
+        <w:jc w:val="both"/>
+        <w:rPr>
+          <w:rFonts w:hint="default" w:ascii="Bahnschrift" w:hAnsi="Bahnschrift" w:cs="Bahnschrift"/>
+          <w:b/>
+          <w:bCs/>
+          <w:sz w:val="22"/>
+          <w:szCs w:val="22"/>
+          <w:lang w:val="en-US"/>
+        </w:rPr>
+      </w:pPr>
+      <w:r>
+        <w:rPr>
+          <w:rFonts w:hint="default" w:ascii="Bahnschrift" w:hAnsi="Bahnschrift" w:cs="Bahnschrift"/>
+          <w:b/>
+          <w:bCs/>
+          <w:sz w:val="22"/>
+          <w:szCs w:val="22"/>
+          <w:lang w:val="en-US"/>
+        </w:rPr>
+        <w:t xml:space="preserve">                                                        </w:t>
+      </w:r>
+    </w:p>
+    <w:p>
+      <w:pPr>
+        <w:pStyle w:val="10"/>
+        <w:bidi w:val="0"/>
+        <w:jc w:val="center"/>
+        <w:rPr>
+          <w:rFonts w:hint="default" w:ascii="Bahnschrift" w:hAnsi="Bahnschrift" w:cs="Bahnschrift"/>
+          <w:b/>
+          <w:bCs/>
+          <w:sz w:val="22"/>
+          <w:szCs w:val="22"/>
+          <w:u w:val="none"/>
+          <w:lang w:val="en-US"/>
+        </w:rPr>
+      </w:pPr>
+      <w:r>
+        <w:rPr>
+          <w:rFonts w:hint="default" w:ascii="Bahnschrift" w:hAnsi="Bahnschrift" w:cs="Bahnschrift"/>
+          <w:b/>
+          <w:bCs/>
+          <w:sz w:val="22"/>
+          <w:szCs w:val="22"/>
+          <w:u w:val="none"/>
+          <w:lang w:val="en-US"/>
+        </w:rPr>
+        <w:t xml:space="preserve">                                                                                                          </w:t>
+      </w:r>
+      <w:r>
+        <w:rPr>
+          <w:rFonts w:hint="default" w:ascii="Bahnschrift" w:hAnsi="Bahnschrift" w:cs="Bahnschrift"/>
+          <w:b/>
+          <w:bCs/>
+          <w:sz w:val="22"/>
+          <w:szCs w:val="22"/>
+          <w:u w:val="single"/>
+          <w:lang w:val="en-US"/>
+        </w:rPr>
+        <w:t>HON. RONNIE  D. MANALOTO</w:t>
+      </w:r>
+    </w:p>
+    <w:p>
+      <w:pPr>
+        <w:pStyle w:val="10"/>
+        <w:bidi w:val="0"/>
+        <w:jc w:val="center"/>
+        <w:rPr>
+          <w:rFonts w:hint="default" w:ascii="Bahnschrift" w:hAnsi="Bahnschrift" w:cs="Bahnschrift"/>
+          <w:sz w:val="22"/>
+          <w:szCs w:val="22"/>
+          <w:u w:val="none"/>
+          <w:lang w:val="en-US"/>
+        </w:rPr>
+      </w:pPr>
+      <w:r>
+        <w:rPr>
+          <w:rFonts w:hint="default" w:ascii="Bahnschrift" w:hAnsi="Bahnschrift" w:cs="Bahnschrift"/>
+          <w:b/>
+          <w:bCs/>
+          <w:sz w:val="22"/>
+          <w:szCs w:val="22"/>
+          <w:u w:val="none"/>
+          <w:lang w:val="en-US"/>
+        </w:rPr>
+        <w:t xml:space="preserve">                                                                                                                </w:t>
+      </w:r>
+      <w:r>
+        <w:rPr>
+          <w:rFonts w:hint="default" w:ascii="Bahnschrift" w:hAnsi="Bahnschrift" w:cs="Bahnschrift"/>
+          <w:sz w:val="22"/>
+          <w:szCs w:val="22"/>
+          <w:u w:val="none"/>
+          <w:lang w:val="en-US"/>
+        </w:rPr>
+        <w:t>Punong Barangay</w:t>
+      </w:r>
+    </w:p>
+    <w:p>
+      <w:pPr>
+        <w:pStyle w:val="10"/>
+        <w:bidi w:val="0"/>
+        <w:jc w:val="center"/>
+        <w:rPr>
+          <w:rFonts w:hint="default" w:ascii="Bahnschrift" w:hAnsi="Bahnschrift" w:cs="Bahnschrift"/>
+          <w:i/>
+          <w:iCs/>
+          <w:sz w:val="22"/>
+          <w:szCs w:val="22"/>
+          <w:u w:val="none"/>
+          <w:lang w:val="en-US"/>
+        </w:rPr>
+      </w:pPr>
+      <w:r>
+        <w:rPr>
+          <w:rFonts w:hint="default" w:ascii="Bahnschrift" w:hAnsi="Bahnschrift" w:cs="Bahnschrift"/>
+          <w:sz w:val="22"/>
+          <w:szCs w:val="22"/>
+          <w:u w:val="none"/>
+          <w:lang w:val="en-US"/>
+        </w:rPr>
+        <w:t xml:space="preserve">                                                                                                </w:t>
+      </w:r>
+      <w:r>
+        <w:rPr>
+          <w:rFonts w:hint="default" w:ascii="Bahnschrift" w:hAnsi="Bahnschrift" w:cs="Bahnschrift"/>
+          <w:i/>
+          <w:iCs/>
+          <w:sz w:val="22"/>
+          <w:szCs w:val="22"/>
+          <w:u w:val="none"/>
+          <w:lang w:val="en-US"/>
+        </w:rPr>
+        <w:t xml:space="preserve"> (Not Valid Without Dry Seal  &amp;  Thumb Mark)</w:t>
+      </w:r>
+    </w:p>
+    <w:p>
+      <w:pPr>
+        <w:pStyle w:val="10"/>
+        <w:bidi w:val="0"/>
+        <w:jc w:val="both"/>
+        <w:rPr>
+          <w:rFonts w:hint="default" w:ascii="Bahnschrift" w:hAnsi="Bahnschrift" w:cs="Bahnschrift"/>
+          <w:i/>
+          <w:iCs/>
+          <w:sz w:val="22"/>
+          <w:szCs w:val="22"/>
+          <w:lang w:val="en-US"/>
+        </w:rPr>
+      </w:pPr>
     </w:p>
     <w:tbl>
       <w:tblPr>
         <w:tblStyle w:val="7"/>
-        <w:tblpPr w:leftFromText="180" w:rightFromText="180" w:vertAnchor="text" w:tblpX="4017" w:tblpY="114"/>
+        <w:tblpPr w:leftFromText="180" w:rightFromText="180" w:vertAnchor="text" w:horzAnchor="page" w:tblpX="9554" w:tblpY="46"/>
         <w:tblOverlap w:val="never"/>
         <w:tblW w:w="0" w:type="auto"/>
         <w:tblInd w:w="0" w:type="dxa"/>
@@ -2191,7 +2513,7 @@
         </w:tblCellMar>
       </w:tblPr>
       <w:tblGrid>
-        <w:gridCol w:w="1605"/>
+        <w:gridCol w:w="1440"/>
       </w:tblGrid>
       <w:tr>
         <w:tblPrEx>
@@ -2211,11 +2533,11 @@
           </w:tblCellMar>
         </w:tblPrEx>
         <w:trPr>
-          <w:trHeight w:val="1770" w:hRule="atLeast"/>
+          <w:trHeight w:val="1323" w:hRule="atLeast"/>
         </w:trPr>
         <w:tc>
           <w:tcPr>
-            <w:tcW w:w="1605" w:type="dxa"/>
+            <w:tcW w:w="1440" w:type="dxa"/>
           </w:tcPr>
           <w:p>
             <w:pPr>
@@ -2233,6 +2555,52 @@
                 <w:lang w:val="en-US"/>
               </w:rPr>
             </w:pPr>
+            <w:r>
+              <w:rPr>
+                <w:rFonts w:hint="default" w:ascii="Bahnschrift" w:hAnsi="Bahnschrift" w:cs="Bahnschrift"/>
+                <w:b/>
+                <w:bCs/>
+                <w:sz w:val="22"/>
+                <w:szCs w:val="22"/>
+                <w:lang w:val="en-US"/>
+              </w:rPr>
+              <w:t>$</w:t>
+            </w:r>
+            <w:r>
+              <w:rPr>
+                <w:rFonts w:hint="default" w:ascii="Bahnschrift" w:hAnsi="Bahnschrift" w:cs="Bahnschrift"/>
+                <w:b/>
+                <w:bCs/>
+                <w:sz w:val="22"/>
+                <w:szCs w:val="22"/>
+                <w:lang w:val="en-PH"/>
+              </w:rPr>
+              <w:t>{</w:t>
+            </w:r>
+            <w:bookmarkStart w:id="0" w:name="_GoBack"/>
+            <w:bookmarkEnd w:id="0"/>
+            <w:r>
+              <w:rPr>
+                <w:rFonts w:hint="default" w:ascii="Bahnschrift" w:hAnsi="Bahnschrift" w:cs="Bahnschrift"/>
+                <w:b/>
+                <w:bCs/>
+                <w:sz w:val="22"/>
+                <w:szCs w:val="22"/>
+                <w:lang w:val="en-PH"/>
+              </w:rPr>
+              <w:t>qr_code</w:t>
+            </w:r>
+            <w:r>
+              <w:rPr>
+                <w:rFonts w:hint="default" w:ascii="Bahnschrift" w:hAnsi="Bahnschrift" w:cs="Bahnschrift"/>
+                <w:b/>
+                <w:bCs/>
+                <w:sz w:val="22"/>
+                <w:szCs w:val="22"/>
+                <w:lang w:val="en-US"/>
+              </w:rPr>
+              <w:t>}</w:t>
+            </w:r>
           </w:p>
           <w:p>
             <w:pPr>
@@ -2305,177 +2673,6 @@
         </w:tc>
       </w:tr>
     </w:tbl>
-    <w:p>
-      <w:pPr>
-        <w:pStyle w:val="10"/>
-        <w:bidi w:val="0"/>
-        <w:jc w:val="center"/>
-        <w:rPr>
-          <w:rFonts w:hint="default" w:ascii="Bahnschrift" w:hAnsi="Bahnschrift" w:cs="Bahnschrift"/>
-          <w:b/>
-          <w:bCs/>
-          <w:sz w:val="22"/>
-          <w:szCs w:val="22"/>
-          <w:vertAlign w:val="baseline"/>
-          <w:lang w:val="en-US"/>
-        </w:rPr>
-      </w:pPr>
-    </w:p>
-    <w:p>
-      <w:pPr>
-        <w:pStyle w:val="10"/>
-        <w:bidi w:val="0"/>
-        <w:jc w:val="both"/>
-        <w:rPr>
-          <w:rFonts w:hint="default" w:ascii="Bahnschrift" w:hAnsi="Bahnschrift" w:cs="Bahnschrift"/>
-          <w:b/>
-          <w:bCs/>
-          <w:sz w:val="22"/>
-          <w:szCs w:val="22"/>
-          <w:lang w:val="en-US"/>
-        </w:rPr>
-      </w:pPr>
-      <w:r>
-        <w:rPr>
-          <w:rFonts w:hint="default" w:ascii="Bahnschrift" w:hAnsi="Bahnschrift" w:cs="Bahnschrift"/>
-          <w:b/>
-          <w:bCs/>
-          <w:sz w:val="22"/>
-          <w:szCs w:val="22"/>
-          <w:lang w:val="en-US"/>
-        </w:rPr>
-        <w:t xml:space="preserve">                                                        </w:t>
-      </w:r>
-    </w:p>
-    <w:p>
-      <w:pPr>
-        <w:pStyle w:val="10"/>
-        <w:bidi w:val="0"/>
-        <w:jc w:val="center"/>
-        <w:rPr>
-          <w:rFonts w:hint="default" w:ascii="Bahnschrift" w:hAnsi="Bahnschrift" w:cs="Bahnschrift"/>
-          <w:b/>
-          <w:bCs/>
-          <w:sz w:val="22"/>
-          <w:szCs w:val="22"/>
-          <w:u w:val="none"/>
-          <w:lang w:val="en-US"/>
-        </w:rPr>
-      </w:pPr>
-      <w:r>
-        <w:rPr>
-          <w:rFonts w:hint="default" w:ascii="Bahnschrift" w:hAnsi="Bahnschrift" w:cs="Bahnschrift"/>
-          <w:b/>
-          <w:bCs/>
-          <w:sz w:val="22"/>
-          <w:szCs w:val="22"/>
-          <w:u w:val="none"/>
-          <w:lang w:val="en-US"/>
-        </w:rPr>
-        <w:t xml:space="preserve">                                                                                                          </w:t>
-      </w:r>
-      <w:r>
-        <w:rPr>
-          <w:rFonts w:hint="default" w:ascii="Bahnschrift" w:hAnsi="Bahnschrift" w:cs="Bahnschrift"/>
-          <w:b/>
-          <w:bCs/>
-          <w:sz w:val="22"/>
-          <w:szCs w:val="22"/>
-          <w:u w:val="single"/>
-          <w:lang w:val="en-US"/>
-        </w:rPr>
-        <w:t>HON. RONNIE  D. MANALOTO</w:t>
-      </w:r>
-    </w:p>
-    <w:p>
-      <w:pPr>
-        <w:pStyle w:val="10"/>
-        <w:bidi w:val="0"/>
-        <w:jc w:val="center"/>
-        <w:rPr>
-          <w:rFonts w:hint="default" w:ascii="Bahnschrift" w:hAnsi="Bahnschrift" w:cs="Bahnschrift"/>
-          <w:sz w:val="22"/>
-          <w:szCs w:val="22"/>
-          <w:u w:val="none"/>
-          <w:lang w:val="en-US"/>
-        </w:rPr>
-      </w:pPr>
-      <w:r>
-        <w:rPr>
-          <w:rFonts w:hint="default" w:ascii="Bahnschrift" w:hAnsi="Bahnschrift" w:cs="Bahnschrift"/>
-          <w:b/>
-          <w:bCs/>
-          <w:sz w:val="22"/>
-          <w:szCs w:val="22"/>
-          <w:u w:val="none"/>
-          <w:lang w:val="en-US"/>
-        </w:rPr>
-        <w:t xml:space="preserve">                                                                                                                </w:t>
-      </w:r>
-      <w:r>
-        <w:rPr>
-          <w:rFonts w:hint="default" w:ascii="Bahnschrift" w:hAnsi="Bahnschrift" w:cs="Bahnschrift"/>
-          <w:sz w:val="22"/>
-          <w:szCs w:val="22"/>
-          <w:u w:val="none"/>
-          <w:lang w:val="en-US"/>
-        </w:rPr>
-        <w:t>Punong Barangay</w:t>
-      </w:r>
-    </w:p>
-    <w:p>
-      <w:pPr>
-        <w:pStyle w:val="10"/>
-        <w:bidi w:val="0"/>
-        <w:jc w:val="center"/>
-        <w:rPr>
-          <w:rFonts w:hint="default" w:ascii="Bahnschrift" w:hAnsi="Bahnschrift" w:cs="Bahnschrift"/>
-          <w:i/>
-          <w:iCs/>
-          <w:sz w:val="22"/>
-          <w:szCs w:val="22"/>
-          <w:u w:val="none"/>
-          <w:lang w:val="en-US"/>
-        </w:rPr>
-      </w:pPr>
-      <w:r>
-        <w:rPr>
-          <w:rFonts w:hint="default" w:ascii="Bahnschrift" w:hAnsi="Bahnschrift" w:cs="Bahnschrift"/>
-          <w:sz w:val="22"/>
-          <w:szCs w:val="22"/>
-          <w:u w:val="none"/>
-          <w:lang w:val="en-US"/>
-        </w:rPr>
-        <w:t xml:space="preserve">                                                                                                </w:t>
-      </w:r>
-      <w:r>
-        <w:rPr>
-          <w:rFonts w:hint="default" w:ascii="Bahnschrift" w:hAnsi="Bahnschrift" w:cs="Bahnschrift"/>
-          <w:i/>
-          <w:iCs/>
-          <w:sz w:val="22"/>
-          <w:szCs w:val="22"/>
-          <w:u w:val="none"/>
-          <w:lang w:val="en-US"/>
-        </w:rPr>
-        <w:t xml:space="preserve"> (Not Valid Without Dry Seal  &amp;  Thumb Mark)</w:t>
-      </w:r>
-    </w:p>
-    <w:p>
-      <w:pPr>
-        <w:pStyle w:val="10"/>
-        <w:bidi w:val="0"/>
-        <w:jc w:val="both"/>
-        <w:rPr>
-          <w:rFonts w:hint="default" w:ascii="Bahnschrift" w:hAnsi="Bahnschrift" w:cs="Bahnschrift"/>
-          <w:i/>
-          <w:iCs/>
-          <w:sz w:val="22"/>
-          <w:szCs w:val="22"/>
-          <w:lang w:val="en-US"/>
-        </w:rPr>
-      </w:pPr>
-    </w:p>
     <w:p>
       <w:pPr>
         <w:pStyle w:val="10"/>

--- a/services/certificates/templates/indigency.docx
+++ b/services/certificates/templates/indigency.docx
@@ -2333,6 +2333,258 @@
           <w:lang w:val="en-US"/>
         </w:rPr>
       </w:pPr>
+      <w:r>
+        <w:rPr>
+          <w:sz w:val="20"/>
+        </w:rPr>
+        <mc:AlternateContent>
+          <mc:Choice Requires="wps">
+            <w:drawing>
+              <wp:anchor distT="0" distB="0" distL="114300" distR="114300" simplePos="0" relativeHeight="251664384" behindDoc="0" locked="0" layoutInCell="1" allowOverlap="1">
+                <wp:simplePos x="0" y="0"/>
+                <wp:positionH relativeFrom="column">
+                  <wp:posOffset>3472815</wp:posOffset>
+                </wp:positionH>
+                <wp:positionV relativeFrom="paragraph">
+                  <wp:posOffset>12700</wp:posOffset>
+                </wp:positionV>
+                <wp:extent cx="3288030" cy="625475"/>
+                <wp:effectExtent l="0" t="0" r="3810" b="14605"/>
+                <wp:wrapNone/>
+                <wp:docPr id="9" name="Text Box 9"/>
+                <wp:cNvGraphicFramePr/>
+                <a:graphic xmlns:a="http://schemas.openxmlformats.org/drawingml/2006/main">
+                  <a:graphicData uri="http://schemas.microsoft.com/office/word/2010/wordprocessingShape">
+                    <wps:wsp>
+                      <wps:cNvSpPr txBox="1"/>
+                      <wps:spPr>
+                        <a:xfrm>
+                          <a:off x="0" y="0"/>
+                          <a:ext cx="3288030" cy="625475"/>
+                        </a:xfrm>
+                        <a:prstGeom prst="rect">
+                          <a:avLst/>
+                        </a:prstGeom>
+                        <a:solidFill>
+                          <a:schemeClr val="lt1"/>
+                        </a:solidFill>
+                        <a:ln w="6350">
+                          <a:noFill/>
+                        </a:ln>
+                      </wps:spPr>
+                      <wps:style>
+                        <a:lnRef idx="0">
+                          <a:schemeClr val="accent1"/>
+                        </a:lnRef>
+                        <a:fillRef idx="0">
+                          <a:schemeClr val="accent1"/>
+                        </a:fillRef>
+                        <a:effectRef idx="0">
+                          <a:schemeClr val="accent1"/>
+                        </a:effectRef>
+                        <a:fontRef idx="minor">
+                          <a:schemeClr val="dk1"/>
+                        </a:fontRef>
+                      </wps:style>
+                      <wps:txbx>
+                        <w:txbxContent>
+                          <w:p>
+                            <w:pPr>
+                              <w:pStyle w:val="10"/>
+                              <w:bidi w:val="0"/>
+                              <w:jc w:val="center"/>
+                              <w:rPr>
+                                <w:rFonts w:hint="default" w:ascii="Bahnschrift" w:hAnsi="Bahnschrift" w:cs="Bahnschrift"/>
+                                <w:b/>
+                                <w:bCs/>
+                                <w:sz w:val="22"/>
+                                <w:szCs w:val="22"/>
+                                <w:u w:val="none"/>
+                                <w:lang w:val="en-US"/>
+                              </w:rPr>
+                            </w:pPr>
+                            <w:r>
+                              <w:rPr>
+                                <w:rFonts w:hint="default" w:ascii="Bahnschrift" w:hAnsi="Bahnschrift" w:cs="Bahnschrift"/>
+                                <w:b/>
+                                <w:bCs/>
+                                <w:sz w:val="22"/>
+                                <w:szCs w:val="22"/>
+                                <w:u w:val="single"/>
+                                <w:lang w:val="en-US"/>
+                              </w:rPr>
+                              <w:t>HON. RONNIE  D. MANALOTO</w:t>
+                            </w:r>
+                          </w:p>
+                          <w:p>
+                            <w:pPr>
+                              <w:pStyle w:val="10"/>
+                              <w:bidi w:val="0"/>
+                              <w:jc w:val="center"/>
+                              <w:rPr>
+                                <w:rFonts w:hint="default" w:ascii="Bahnschrift" w:hAnsi="Bahnschrift" w:cs="Bahnschrift"/>
+                                <w:sz w:val="22"/>
+                                <w:szCs w:val="22"/>
+                                <w:u w:val="none"/>
+                                <w:lang w:val="en-US"/>
+                              </w:rPr>
+                            </w:pPr>
+                            <w:r>
+                              <w:rPr>
+                                <w:rFonts w:hint="default" w:ascii="Bahnschrift" w:hAnsi="Bahnschrift" w:cs="Bahnschrift"/>
+                                <w:sz w:val="22"/>
+                                <w:szCs w:val="22"/>
+                                <w:u w:val="none"/>
+                                <w:lang w:val="en-US"/>
+                              </w:rPr>
+                              <w:t>Punong Barangay</w:t>
+                            </w:r>
+                          </w:p>
+                          <w:p>
+                            <w:pPr>
+                              <w:pStyle w:val="10"/>
+                              <w:bidi w:val="0"/>
+                              <w:jc w:val="center"/>
+                              <w:rPr>
+                                <w:rFonts w:hint="default" w:ascii="Bahnschrift" w:hAnsi="Bahnschrift" w:cs="Bahnschrift"/>
+                                <w:i/>
+                                <w:iCs/>
+                                <w:sz w:val="22"/>
+                                <w:szCs w:val="22"/>
+                                <w:u w:val="none"/>
+                                <w:lang w:val="en-US"/>
+                              </w:rPr>
+                            </w:pPr>
+                            <w:r>
+                              <w:rPr>
+                                <w:rFonts w:hint="default" w:ascii="Bahnschrift" w:hAnsi="Bahnschrift" w:cs="Bahnschrift"/>
+                                <w:i/>
+                                <w:iCs/>
+                                <w:sz w:val="22"/>
+                                <w:szCs w:val="22"/>
+                                <w:u w:val="none"/>
+                                <w:lang w:val="en-US"/>
+                              </w:rPr>
+                              <w:t>(Not Valid Without Dry Seal  &amp;  Thumb Mark)</w:t>
+                            </w:r>
+                          </w:p>
+                          <w:p>
+                            <w:pPr>
+                              <w:jc w:val="center"/>
+                            </w:pPr>
+                          </w:p>
+                        </w:txbxContent>
+                      </wps:txbx>
+                      <wps:bodyPr rot="0" spcFirstLastPara="0" vertOverflow="overflow" horzOverflow="overflow" vert="horz" wrap="square" lIns="91440" tIns="45720" rIns="91440" bIns="45720" numCol="1" spcCol="0" rtlCol="0" fromWordArt="0" anchor="t" anchorCtr="0" forceAA="0" compatLnSpc="1">
+                        <a:noAutofit/>
+                      </wps:bodyPr>
+                    </wps:wsp>
+                  </a:graphicData>
+                </a:graphic>
+              </wp:anchor>
+            </w:drawing>
+          </mc:Choice>
+          <mc:Fallback>
+            <w:pict>
+              <v:shape id="_x0000_s1026" o:spid="_x0000_s1026" o:spt="202" type="#_x0000_t202" style="position:absolute;left:0pt;margin-left:273.45pt;margin-top:1pt;height:49.25pt;width:258.9pt;z-index:251664384;mso-width-relative:page;mso-height-relative:page;" fillcolor="#FFFFFF [3201]" filled="t" stroked="f" coordsize="21600,21600" o:gfxdata="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">
+                <v:fill on="t" focussize="0,0"/>
+                <v:stroke on="f" weight="0.5pt"/>
+                <v:imagedata o:title=""/>
+                <o:lock v:ext="edit" aspectratio="f"/>
+                <v:textbox>
+                  <w:txbxContent>
+                    <w:p>
+                      <w:pPr>
+                        <w:pStyle w:val="10"/>
+                        <w:bidi w:val="0"/>
+                        <w:jc w:val="center"/>
+                        <w:rPr>
+                          <w:rFonts w:hint="default" w:ascii="Bahnschrift" w:hAnsi="Bahnschrift" w:cs="Bahnschrift"/>
+                          <w:b/>
+                          <w:bCs/>
+                          <w:sz w:val="22"/>
+                          <w:szCs w:val="22"/>
+                          <w:u w:val="none"/>
+                          <w:lang w:val="en-US"/>
+                        </w:rPr>
+                      </w:pPr>
+                      <w:r>
+                        <w:rPr>
+                          <w:rFonts w:hint="default" w:ascii="Bahnschrift" w:hAnsi="Bahnschrift" w:cs="Bahnschrift"/>
+                          <w:b/>
+                          <w:bCs/>
+                          <w:sz w:val="22"/>
+                          <w:szCs w:val="22"/>
+                          <w:u w:val="single"/>
+                          <w:lang w:val="en-US"/>
+                        </w:rPr>
+                        <w:t>HON. RONNIE  D. MANALOTO</w:t>
+                      </w:r>
+                    </w:p>
+                    <w:p>
+                      <w:pPr>
+                        <w:pStyle w:val="10"/>
+                        <w:bidi w:val="0"/>
+                        <w:jc w:val="center"/>
+                        <w:rPr>
+                          <w:rFonts w:hint="default" w:ascii="Bahnschrift" w:hAnsi="Bahnschrift" w:cs="Bahnschrift"/>
+                          <w:sz w:val="22"/>
+                          <w:szCs w:val="22"/>
+                          <w:u w:val="none"/>
+                          <w:lang w:val="en-US"/>
+                        </w:rPr>
+                      </w:pPr>
+                      <w:r>
+                        <w:rPr>
+                          <w:rFonts w:hint="default" w:ascii="Bahnschrift" w:hAnsi="Bahnschrift" w:cs="Bahnschrift"/>
+                          <w:sz w:val="22"/>
+                          <w:szCs w:val="22"/>
+                          <w:u w:val="none"/>
+                          <w:lang w:val="en-US"/>
+                        </w:rPr>
+                        <w:t>Punong Barangay</w:t>
+                      </w:r>
+                    </w:p>
+                    <w:p>
+                      <w:pPr>
+                        <w:pStyle w:val="10"/>
+                        <w:bidi w:val="0"/>
+                        <w:jc w:val="center"/>
+                        <w:rPr>
+                          <w:rFonts w:hint="default" w:ascii="Bahnschrift" w:hAnsi="Bahnschrift" w:cs="Bahnschrift"/>
+                          <w:i/>
+                          <w:iCs/>
+                          <w:sz w:val="22"/>
+                          <w:szCs w:val="22"/>
+                          <w:u w:val="none"/>
+                          <w:lang w:val="en-US"/>
+                        </w:rPr>
+                      </w:pPr>
+                      <w:r>
+                        <w:rPr>
+                          <w:rFonts w:hint="default" w:ascii="Bahnschrift" w:hAnsi="Bahnschrift" w:cs="Bahnschrift"/>
+                          <w:i/>
+                          <w:iCs/>
+                          <w:sz w:val="22"/>
+                          <w:szCs w:val="22"/>
+                          <w:u w:val="none"/>
+                          <w:lang w:val="en-US"/>
+                        </w:rPr>
+                        <w:t>(Not Valid Without Dry Seal  &amp;  Thumb Mark)</w:t>
+                      </w:r>
+                    </w:p>
+                    <w:p>
+                      <w:pPr>
+                        <w:jc w:val="center"/>
+                      </w:pPr>
+                    </w:p>
+                  </w:txbxContent>
+                </v:textbox>
+              </v:shape>
+            </w:pict>
+          </mc:Fallback>
+        </mc:AlternateContent>
+      </w:r>
     </w:p>
     <w:p>
       <w:pPr>
@@ -2367,8 +2619,6 @@
         <w:jc w:val="center"/>
         <w:rPr>
           <w:rFonts w:hint="default" w:ascii="Bahnschrift" w:hAnsi="Bahnschrift" w:cs="Bahnschrift"/>
-          <w:b/>
-          <w:bCs/>
           <w:sz w:val="22"/>
           <w:szCs w:val="22"/>
           <w:u w:val="none"/>
@@ -2385,93 +2635,7 @@
           <w:u w:val="none"/>
           <w:lang w:val="en-US"/>
         </w:rPr>
-        <w:t xml:space="preserve">                                                                                                          </w:t>
-      </w:r>
-      <w:r>
-        <w:rPr>
-          <w:rFonts w:hint="default" w:ascii="Bahnschrift" w:hAnsi="Bahnschrift" w:cs="Bahnschrift"/>
-          <w:b/>
-          <w:bCs/>
-          <w:sz w:val="22"/>
-          <w:szCs w:val="22"/>
-          <w:u w:val="single"/>
-          <w:lang w:val="en-US"/>
-        </w:rPr>
-        <w:t>HON. RONNIE  D. MANALOTO</w:t>
-      </w:r>
-    </w:p>
-    <w:p>
-      <w:pPr>
-        <w:pStyle w:val="10"/>
-        <w:bidi w:val="0"/>
-        <w:jc w:val="center"/>
-        <w:rPr>
-          <w:rFonts w:hint="default" w:ascii="Bahnschrift" w:hAnsi="Bahnschrift" w:cs="Bahnschrift"/>
-          <w:sz w:val="22"/>
-          <w:szCs w:val="22"/>
-          <w:u w:val="none"/>
-          <w:lang w:val="en-US"/>
-        </w:rPr>
-      </w:pPr>
-      <w:r>
-        <w:rPr>
-          <w:rFonts w:hint="default" w:ascii="Bahnschrift" w:hAnsi="Bahnschrift" w:cs="Bahnschrift"/>
-          <w:b/>
-          <w:bCs/>
-          <w:sz w:val="22"/>
-          <w:szCs w:val="22"/>
-          <w:u w:val="none"/>
-          <w:lang w:val="en-US"/>
-        </w:rPr>
-        <w:t xml:space="preserve">                                                                                                                </w:t>
-      </w:r>
-      <w:r>
-        <w:rPr>
-          <w:rFonts w:hint="default" w:ascii="Bahnschrift" w:hAnsi="Bahnschrift" w:cs="Bahnschrift"/>
-          <w:sz w:val="22"/>
-          <w:szCs w:val="22"/>
-          <w:u w:val="none"/>
-          <w:lang w:val="en-US"/>
-        </w:rPr>
-        <w:t>Punong Barangay</w:t>
-      </w:r>
-    </w:p>
-    <w:p>
-      <w:pPr>
-        <w:pStyle w:val="10"/>
-        <w:bidi w:val="0"/>
-        <w:jc w:val="center"/>
-        <w:rPr>
-          <w:rFonts w:hint="default" w:ascii="Bahnschrift" w:hAnsi="Bahnschrift" w:cs="Bahnschrift"/>
-          <w:i/>
-          <w:iCs/>
-          <w:sz w:val="22"/>
-          <w:szCs w:val="22"/>
-          <w:u w:val="none"/>
-          <w:lang w:val="en-US"/>
-        </w:rPr>
-      </w:pPr>
-      <w:r>
-        <w:rPr>
-          <w:rFonts w:hint="default" w:ascii="Bahnschrift" w:hAnsi="Bahnschrift" w:cs="Bahnschrift"/>
-          <w:sz w:val="22"/>
-          <w:szCs w:val="22"/>
-          <w:u w:val="none"/>
-          <w:lang w:val="en-US"/>
-        </w:rPr>
-        <w:t xml:space="preserve">                                                                                                </w:t>
-      </w:r>
-      <w:r>
-        <w:rPr>
-          <w:rFonts w:hint="default" w:ascii="Bahnschrift" w:hAnsi="Bahnschrift" w:cs="Bahnschrift"/>
-          <w:i/>
-          <w:iCs/>
-          <w:sz w:val="22"/>
-          <w:szCs w:val="22"/>
-          <w:u w:val="none"/>
-          <w:lang w:val="en-US"/>
-        </w:rPr>
-        <w:t xml:space="preserve"> (Not Valid Without Dry Seal  &amp;  Thumb Mark)</w:t>
+        <w:t xml:space="preserve">                                                                                                  </w:t>
       </w:r>
     </w:p>
     <w:p>
@@ -2489,190 +2653,6 @@
         </w:rPr>
       </w:pPr>
     </w:p>
-    <w:tbl>
-      <w:tblPr>
-        <w:tblStyle w:val="7"/>
-        <w:tblpPr w:leftFromText="180" w:rightFromText="180" w:vertAnchor="text" w:horzAnchor="page" w:tblpX="9554" w:tblpY="46"/>
-        <w:tblOverlap w:val="never"/>
-        <w:tblW w:w="0" w:type="auto"/>
-        <w:tblInd w:w="0" w:type="dxa"/>
-        <w:tblBorders>
-          <w:top w:val="single" w:color="auto" w:sz="4" w:space="0"/>
-          <w:left w:val="single" w:color="auto" w:sz="4" w:space="0"/>
-          <w:bottom w:val="single" w:color="auto" w:sz="4" w:space="0"/>
-          <w:right w:val="single" w:color="auto" w:sz="4" w:space="0"/>
-          <w:insideH w:val="single" w:color="auto" w:sz="4" w:space="0"/>
-          <w:insideV w:val="single" w:color="auto" w:sz="4" w:space="0"/>
-        </w:tblBorders>
-        <w:tblLayout w:type="autofit"/>
-        <w:tblCellMar>
-          <w:top w:w="0" w:type="dxa"/>
-          <w:left w:w="108" w:type="dxa"/>
-          <w:bottom w:w="0" w:type="dxa"/>
-          <w:right w:w="108" w:type="dxa"/>
-        </w:tblCellMar>
-      </w:tblPr>
-      <w:tblGrid>
-        <w:gridCol w:w="1440"/>
-      </w:tblGrid>
-      <w:tr>
-        <w:tblPrEx>
-          <w:tblBorders>
-            <w:top w:val="single" w:color="auto" w:sz="4" w:space="0"/>
-            <w:left w:val="single" w:color="auto" w:sz="4" w:space="0"/>
-            <w:bottom w:val="single" w:color="auto" w:sz="4" w:space="0"/>
-            <w:right w:val="single" w:color="auto" w:sz="4" w:space="0"/>
-            <w:insideH w:val="single" w:color="auto" w:sz="4" w:space="0"/>
-            <w:insideV w:val="single" w:color="auto" w:sz="4" w:space="0"/>
-          </w:tblBorders>
-          <w:tblCellMar>
-            <w:top w:w="0" w:type="dxa"/>
-            <w:left w:w="108" w:type="dxa"/>
-            <w:bottom w:w="0" w:type="dxa"/>
-            <w:right w:w="108" w:type="dxa"/>
-          </w:tblCellMar>
-        </w:tblPrEx>
-        <w:trPr>
-          <w:trHeight w:val="1323" w:hRule="atLeast"/>
-        </w:trPr>
-        <w:tc>
-          <w:tcPr>
-            <w:tcW w:w="1440" w:type="dxa"/>
-          </w:tcPr>
-          <w:p>
-            <w:pPr>
-              <w:pStyle w:val="10"/>
-              <w:widowControl w:val="0"/>
-              <w:bidi w:val="0"/>
-              <w:jc w:val="center"/>
-              <w:rPr>
-                <w:rFonts w:hint="default" w:ascii="Bahnschrift" w:hAnsi="Bahnschrift" w:cs="Bahnschrift"/>
-                <w:b/>
-                <w:bCs/>
-                <w:sz w:val="22"/>
-                <w:szCs w:val="22"/>
-                <w:vertAlign w:val="baseline"/>
-                <w:lang w:val="en-US"/>
-              </w:rPr>
-            </w:pPr>
-            <w:r>
-              <w:rPr>
-                <w:rFonts w:hint="default" w:ascii="Bahnschrift" w:hAnsi="Bahnschrift" w:cs="Bahnschrift"/>
-                <w:b/>
-                <w:bCs/>
-                <w:sz w:val="22"/>
-                <w:szCs w:val="22"/>
-                <w:lang w:val="en-US"/>
-              </w:rPr>
-              <w:t>$</w:t>
-            </w:r>
-            <w:r>
-              <w:rPr>
-                <w:rFonts w:hint="default" w:ascii="Bahnschrift" w:hAnsi="Bahnschrift" w:cs="Bahnschrift"/>
-                <w:b/>
-                <w:bCs/>
-                <w:sz w:val="22"/>
-                <w:szCs w:val="22"/>
-                <w:lang w:val="en-PH"/>
-              </w:rPr>
-              <w:t>{</w:t>
-            </w:r>
-            <w:bookmarkStart w:id="0" w:name="_GoBack"/>
-            <w:bookmarkEnd w:id="0"/>
-            <w:r>
-              <w:rPr>
-                <w:rFonts w:hint="default" w:ascii="Bahnschrift" w:hAnsi="Bahnschrift" w:cs="Bahnschrift"/>
-                <w:b/>
-                <w:bCs/>
-                <w:sz w:val="22"/>
-                <w:szCs w:val="22"/>
-                <w:lang w:val="en-PH"/>
-              </w:rPr>
-              <w:t>qr_code</w:t>
-            </w:r>
-            <w:r>
-              <w:rPr>
-                <w:rFonts w:hint="default" w:ascii="Bahnschrift" w:hAnsi="Bahnschrift" w:cs="Bahnschrift"/>
-                <w:b/>
-                <w:bCs/>
-                <w:sz w:val="22"/>
-                <w:szCs w:val="22"/>
-                <w:lang w:val="en-US"/>
-              </w:rPr>
-              <w:t>}</w:t>
-            </w:r>
-          </w:p>
-          <w:p>
-            <w:pPr>
-              <w:pStyle w:val="10"/>
-              <w:widowControl w:val="0"/>
-              <w:bidi w:val="0"/>
-              <w:jc w:val="center"/>
-              <w:rPr>
-                <w:rFonts w:hint="default" w:ascii="Bahnschrift" w:hAnsi="Bahnschrift" w:cs="Bahnschrift"/>
-                <w:b/>
-                <w:bCs/>
-                <w:sz w:val="22"/>
-                <w:szCs w:val="22"/>
-                <w:vertAlign w:val="baseline"/>
-                <w:lang w:val="en-US"/>
-              </w:rPr>
-            </w:pPr>
-          </w:p>
-          <w:p>
-            <w:pPr>
-              <w:pStyle w:val="10"/>
-              <w:widowControl w:val="0"/>
-              <w:bidi w:val="0"/>
-              <w:jc w:val="center"/>
-              <w:rPr>
-                <w:rFonts w:hint="default" w:ascii="Bahnschrift" w:hAnsi="Bahnschrift" w:cs="Bahnschrift"/>
-                <w:b/>
-                <w:bCs/>
-                <w:sz w:val="22"/>
-                <w:szCs w:val="22"/>
-                <w:vertAlign w:val="baseline"/>
-                <w:lang w:val="en-US"/>
-              </w:rPr>
-            </w:pPr>
-          </w:p>
-          <w:p>
-            <w:pPr>
-              <w:pStyle w:val="10"/>
-              <w:widowControl w:val="0"/>
-              <w:bidi w:val="0"/>
-              <w:jc w:val="center"/>
-              <w:rPr>
-                <w:rFonts w:hint="default" w:ascii="Bahnschrift" w:hAnsi="Bahnschrift" w:cs="Bahnschrift"/>
-                <w:b/>
-                <w:bCs/>
-                <w:sz w:val="22"/>
-                <w:szCs w:val="22"/>
-                <w:vertAlign w:val="baseline"/>
-                <w:lang w:val="en-US"/>
-              </w:rPr>
-            </w:pPr>
-          </w:p>
-          <w:p>
-            <w:pPr>
-              <w:pStyle w:val="10"/>
-              <w:widowControl w:val="0"/>
-              <w:bidi w:val="0"/>
-              <w:jc w:val="center"/>
-              <w:rPr>
-                <w:rFonts w:hint="default" w:ascii="Bahnschrift" w:hAnsi="Bahnschrift" w:cs="Bahnschrift"/>
-                <w:b/>
-                <w:bCs/>
-                <w:sz w:val="22"/>
-                <w:szCs w:val="22"/>
-                <w:vertAlign w:val="baseline"/>
-                <w:lang w:val="en-US"/>
-              </w:rPr>
-            </w:pPr>
-          </w:p>
-        </w:tc>
-      </w:tr>
-    </w:tbl>
     <w:p>
       <w:pPr>
         <w:pStyle w:val="10"/>
@@ -2738,6 +2718,122 @@
         </w:rPr>
         <w:t xml:space="preserve">                                                    </w:t>
       </w:r>
+      <w:r>
+        <w:rPr>
+          <w:sz w:val="20"/>
+        </w:rPr>
+        <mc:AlternateContent>
+          <mc:Choice Requires="wps">
+            <w:drawing>
+              <wp:anchor distT="0" distB="0" distL="114300" distR="114300" simplePos="0" relativeHeight="251665408" behindDoc="0" locked="0" layoutInCell="1" allowOverlap="1">
+                <wp:simplePos x="0" y="0"/>
+                <wp:positionH relativeFrom="column">
+                  <wp:posOffset>5511165</wp:posOffset>
+                </wp:positionH>
+                <wp:positionV relativeFrom="paragraph">
+                  <wp:posOffset>-277495</wp:posOffset>
+                </wp:positionV>
+                <wp:extent cx="903605" cy="783590"/>
+                <wp:effectExtent l="0" t="0" r="10795" b="8890"/>
+                <wp:wrapNone/>
+                <wp:docPr id="1" name="Text Box 1"/>
+                <wp:cNvGraphicFramePr/>
+                <a:graphic xmlns:a="http://schemas.openxmlformats.org/drawingml/2006/main">
+                  <a:graphicData uri="http://schemas.microsoft.com/office/word/2010/wordprocessingShape">
+                    <wps:wsp>
+                      <wps:cNvSpPr txBox="1"/>
+                      <wps:spPr>
+                        <a:xfrm>
+                          <a:off x="0" y="0"/>
+                          <a:ext cx="903605" cy="783590"/>
+                        </a:xfrm>
+                        <a:prstGeom prst="rect">
+                          <a:avLst/>
+                        </a:prstGeom>
+                        <a:solidFill>
+                          <a:schemeClr val="lt1"/>
+                        </a:solidFill>
+                        <a:ln w="6350">
+                          <a:noFill/>
+                        </a:ln>
+                      </wps:spPr>
+                      <wps:style>
+                        <a:lnRef idx="0">
+                          <a:schemeClr val="accent1"/>
+                        </a:lnRef>
+                        <a:fillRef idx="0">
+                          <a:schemeClr val="accent1"/>
+                        </a:fillRef>
+                        <a:effectRef idx="0">
+                          <a:schemeClr val="accent1"/>
+                        </a:effectRef>
+                        <a:fontRef idx="minor">
+                          <a:schemeClr val="dk1"/>
+                        </a:fontRef>
+                      </wps:style>
+                      <wps:txbx>
+                        <w:txbxContent>
+                          <w:p>
+                            <w:pPr>
+                              <w:ind w:firstLine="100" w:firstLineChars="50"/>
+                              <w:jc w:val="both"/>
+                              <w:rPr>
+                                <w:rFonts w:hint="default"/>
+                                <w:lang w:val="en-PH"/>
+                              </w:rPr>
+                            </w:pPr>
+                            <w:r>
+                              <w:rPr>
+                                <w:rFonts w:hint="default"/>
+                                <w:lang w:val="en-PH"/>
+                              </w:rPr>
+                              <w:t>${qr_code}</w:t>
+                            </w:r>
+                          </w:p>
+                        </w:txbxContent>
+                      </wps:txbx>
+                      <wps:bodyPr rot="0" spcFirstLastPara="0" vertOverflow="overflow" horzOverflow="overflow" vert="horz" wrap="square" lIns="91440" tIns="45720" rIns="91440" bIns="45720" numCol="1" spcCol="0" rtlCol="0" fromWordArt="0" anchor="t" anchorCtr="0" forceAA="0" compatLnSpc="1">
+                        <a:noAutofit/>
+                      </wps:bodyPr>
+                    </wps:wsp>
+                  </a:graphicData>
+                </a:graphic>
+              </wp:anchor>
+            </w:drawing>
+          </mc:Choice>
+          <mc:Fallback>
+            <w:pict>
+              <v:shape id="_x0000_s1026" o:spid="_x0000_s1026" o:spt="202" type="#_x0000_t202" style="position:absolute;left:0pt;margin-left:433.95pt;margin-top:-21.85pt;height:61.7pt;width:71.15pt;z-index:251665408;mso-width-relative:page;mso-height-relative:page;" fillcolor="#FFFFFF [3201]" filled="t" stroked="f" coordsize="21600,21600" o:gfxdata="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">
+                <v:fill on="t" focussize="0,0"/>
+                <v:stroke on="f" weight="0.5pt"/>
+                <v:imagedata o:title=""/>
+                <o:lock v:ext="edit" aspectratio="f"/>
+                <v:textbox>
+                  <w:txbxContent>
+                    <w:p>
+                      <w:pPr>
+                        <w:ind w:firstLine="100" w:firstLineChars="50"/>
+                        <w:jc w:val="both"/>
+                        <w:rPr>
+                          <w:rFonts w:hint="default"/>
+                          <w:lang w:val="en-PH"/>
+                        </w:rPr>
+                      </w:pPr>
+                      <w:r>
+                        <w:rPr>
+                          <w:rFonts w:hint="default"/>
+                          <w:lang w:val="en-PH"/>
+                        </w:rPr>
+                        <w:t>${qr_code}</w:t>
+                      </w:r>
+                    </w:p>
+                  </w:txbxContent>
+                </v:textbox>
+              </v:shape>
+            </w:pict>
+          </mc:Fallback>
+        </mc:AlternateContent>
+      </w:r>
     </w:p>
     <w:p>
       <w:pPr>
@@ -2769,6 +2865,7 @@
           <w:lang w:val="en-US"/>
         </w:rPr>
       </w:pPr>
+      <w:bookmarkStart w:id="0" w:name="_GoBack"/>
       <w:r>
         <w:rPr>
           <w:rFonts w:hint="default" w:ascii="Bahnschrift" w:hAnsi="Bahnschrift" w:cs="Bahnschrift"/>
@@ -2779,6 +2876,7 @@
         <w:t xml:space="preserve">                                                          </w:t>
       </w:r>
     </w:p>
+    <w:bookmarkEnd w:id="0"/>
     <w:sectPr>
       <w:headerReference r:id="rId5" w:type="default"/>
       <w:pgSz w:w="12240" w:h="15840"/>

--- a/services/certificates/templates/indigency.docx
+++ b/services/certificates/templates/indigency.docx
@@ -1586,8 +1586,8 @@
                 <wp:positionV relativeFrom="paragraph">
                   <wp:posOffset>54610</wp:posOffset>
                 </wp:positionV>
-                <wp:extent cx="4761230" cy="2667635"/>
-                <wp:effectExtent l="4445" t="5080" r="19685" b="9525"/>
+                <wp:extent cx="4761230" cy="2765425"/>
+                <wp:effectExtent l="0" t="0" r="0" b="0"/>
                 <wp:wrapNone/>
                 <wp:docPr id="10" name="Text Box 10"/>
                 <wp:cNvGraphicFramePr/>
@@ -1598,18 +1598,14 @@
                       <wps:spPr>
                         <a:xfrm>
                           <a:off x="2967990" y="3300730"/>
-                          <a:ext cx="4761230" cy="2667635"/>
+                          <a:ext cx="4761230" cy="2765425"/>
                         </a:xfrm>
                         <a:prstGeom prst="rect">
                           <a:avLst/>
                         </a:prstGeom>
-                        <a:solidFill>
-                          <a:schemeClr val="lt1"/>
-                        </a:solidFill>
+                        <a:noFill/>
                         <a:ln w="6350">
-                          <a:solidFill>
-                            <a:prstClr val="black"/>
-                          </a:solidFill>
+                          <a:noFill/>
                         </a:ln>
                       </wps:spPr>
                       <wps:style>
@@ -1763,9 +1759,9 @@
           </mc:Choice>
           <mc:Fallback>
             <w:pict>
-              <v:shape id="_x0000_s1026" o:spid="_x0000_s1026" o:spt="202" type="#_x0000_t202" style="position:absolute;left:0pt;margin-left:161.7pt;margin-top:4.3pt;height:210.05pt;width:374.9pt;z-index:251666432;mso-width-relative:page;mso-height-relative:page;" fillcolor="#FFFFFF [3201]" filled="t" stroked="t" coordsize="21600,21600" o:gfxdata="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">
-                <v:fill on="t" focussize="0,0"/>
-                <v:stroke weight="0.5pt" color="#000000 [3204]" joinstyle="round"/>
+              <v:shape id="_x0000_s1026" o:spid="_x0000_s1026" o:spt="202" type="#_x0000_t202" style="position:absolute;left:0pt;margin-left:161.7pt;margin-top:4.3pt;height:217.75pt;width:374.9pt;z-index:251666432;mso-width-relative:page;mso-height-relative:page;" filled="f" stroked="f" coordsize="21600,21600" o:gfxdata="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">
+                <v:fill on="f" focussize="0,0"/>
+                <v:stroke on="f" weight="0.5pt"/>
                 <v:imagedata o:title=""/>
                 <o:lock v:ext="edit" aspectratio="f"/>
                 <v:textbox>
@@ -2423,7 +2419,7 @@
           </mc:Choice>
           <mc:Fallback>
             <w:pict>
-              <v:shape id="_x0000_s1026" o:spid="_x0000_s1026" o:spt="202" type="#_x0000_t202" style="position:absolute;left:0pt;margin-left:275.25pt;margin-top:88.55pt;height:49.25pt;width:258.9pt;z-index:251664384;mso-width-relative:page;mso-height-relative:page;" fillcolor="#FFFFFF [3201]" filled="t" stroked="f" coordsize="21600,21600" o:gfxdata="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">
+              <v:shape id="_x0000_s1026" o:spid="_x0000_s1026" o:spt="202" type="#_x0000_t202" style="position:absolute;left:0pt;margin-left:275.25pt;margin-top:88.55pt;height:49.25pt;width:258.9pt;z-index:251664384;mso-width-relative:page;mso-height-relative:page;" fillcolor="#FFFFFF [3201]" filled="t" stroked="f" coordsize="21600,21600" o:gfxdata="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">
                 <v:fill on="t" focussize="0,0"/>
                 <v:stroke on="f" weight="0.5pt"/>
                 <v:imagedata o:title=""/>

--- a/services/certificates/templates/indigency.docx
+++ b/services/certificates/templates/indigency.docx
@@ -12,6 +12,7 @@
           <w:szCs w:val="44"/>
         </w:rPr>
       </w:pPr>
+      <w:bookmarkStart w:id="0" w:name="_GoBack"/>
       <w:r>
         <w:rPr>
           <w:rFonts w:ascii="Times New Roman" w:hAnsi="Times New Roman"/>
@@ -1423,6 +1424,7 @@
         <w:t>CERTIFICATE OF INDIGENCY</w:t>
       </w:r>
     </w:p>
+    <w:bookmarkEnd w:id="0"/>
     <w:p>
       <w:pPr>
         <w:rPr>
@@ -1569,8 +1571,6 @@
           <w:lang w:val="en-PH"/>
         </w:rPr>
       </w:pPr>
-      <w:bookmarkStart w:id="0" w:name="_GoBack"/>
-      <w:bookmarkEnd w:id="0"/>
       <w:r>
         <w:rPr>
           <w:sz w:val="24"/>
@@ -3374,7 +3374,40 @@
       </a:bgFillStyleLst>
     </a:fmtScheme>
   </a:themeElements>
-  <a:objectDefaults/>
+  <a:objectDefaults>
+    <a:spDef>
+      <a:spPr>
+        <a:solidFill>
+          <a:srgbClr val="0099CC"/>
+        </a:solidFill>
+        <a:ln w="19050">
+          <a:solidFill>
+            <a:schemeClr val="bg2"/>
+          </a:solidFill>
+        </a:ln>
+      </a:spPr>
+      <a:bodyPr rot="0" vertOverflow="overflow" horzOverflow="overflow" vert="horz" wrap="square" lIns="91440" tIns="45720" rIns="91440" bIns="45720" numCol="1" spcCol="0" rtlCol="0" fromWordArt="0" anchor="ctr" anchorCtr="0" forceAA="0" compatLnSpc="1">
+        <a:noAutofit/>
+      </a:bodyPr>
+      <a:lstStyle/>
+      <a:style>
+        <a:lnRef idx="2">
+          <a:schemeClr val="accent1">
+            <a:shade val="50000"/>
+          </a:schemeClr>
+        </a:lnRef>
+        <a:fillRef idx="1">
+          <a:schemeClr val="accent1"/>
+        </a:fillRef>
+        <a:effectRef idx="0">
+          <a:schemeClr val="accent1"/>
+        </a:effectRef>
+        <a:fontRef idx="minor">
+          <a:schemeClr val="lt1"/>
+        </a:fontRef>
+      </a:style>
+    </a:spDef>
+  </a:objectDefaults>
 </a:theme>
 </file>
 
